--- a/Knowledge/3-Work knowledge/1-Software Engineering/2-Testing/5-My Source/1-ISTQB Foundation Level/8-Defect Management/2-3-Defect Logging.docx
+++ b/Knowledge/3-Work knowledge/1-Software Engineering/2-Testing/5-My Source/1-ISTQB Foundation Level/8-Defect Management/2-3-Defect Logging.docx
@@ -37,51 +37,77 @@
       </w:pPr>
       <w:r>
         <w:rPr>
-          <w:b/>
-          <w:shd w:val="clear" w:color="auto" w:fill="B7B7B7"/>
-        </w:rPr>
-        <w:t># Source</w:t>
-      </w:r>
-      <w:r>
-        <w:rPr>
-          <w:shd w:val="clear" w:color="auto" w:fill="B7B7B7"/>
-        </w:rPr>
-        <w:t xml:space="preserve">: </w:t>
-      </w:r>
-      <w:r>
-        <w:rPr>
-          <w:b/>
-          <w:shd w:val="clear" w:color="auto" w:fill="B7B7B7"/>
-        </w:rPr>
-        <w:t xml:space="preserve">Chatgpt </w:t>
-      </w:r>
-      <w:r>
-        <w:rPr>
-          <w:b/>
-          <w:sz w:val="14"/>
-          <w:szCs w:val="14"/>
-          <w:shd w:val="clear" w:color="auto" w:fill="B7B7B7"/>
-        </w:rPr>
-        <w:t>(GPT</w:t>
-      </w:r>
-      <w:r>
-        <w:rPr>
-          <w:rFonts w:ascii="Cambria Math" w:hAnsi="Cambria Math" w:cs="Cambria Math"/>
-          <w:b/>
-          <w:sz w:val="14"/>
-          <w:szCs w:val="14"/>
-          <w:shd w:val="clear" w:color="auto" w:fill="B7B7B7"/>
+          <w:rFonts w:ascii="Arial" w:eastAsia="Arial" w:hAnsi="Arial" w:cs="Arial"/>
+          <w:b/>
+          <w:color w:val="000000"/>
+          <w:sz w:val="18"/>
+          <w:highlight w:val="lightGray"/>
+        </w:rPr>
+        <w:t># Source: AI Source: Provided by: [Data Path</w:t>
+      </w:r>
+      <w:r>
+        <w:rPr>
+          <w:rFonts w:ascii="Arial" w:eastAsia="Arial" w:hAnsi="Arial" w:cs="Arial"/>
+          <w:color w:val="000000"/>
+          <w:sz w:val="18"/>
+          <w:highlight w:val="lightGray"/>
+        </w:rPr>
+        <w:t xml:space="preserve">: Persons Table -&gt; ID Column: 1, Name_En Column: Motasem Essam] -&gt; </w:t>
+      </w:r>
+      <w:r>
+        <w:rPr>
+          <w:rFonts w:ascii="Arial" w:eastAsia="Arial" w:hAnsi="Arial" w:cs="Arial"/>
+          <w:b/>
+          <w:color w:val="000000"/>
+          <w:sz w:val="18"/>
+          <w:highlight w:val="lightGray"/>
+        </w:rPr>
+        <w:t>From:</w:t>
+      </w:r>
+      <w:r>
+        <w:rPr>
+          <w:rFonts w:ascii="Arial" w:eastAsia="Arial" w:hAnsi="Arial" w:cs="Arial"/>
+          <w:color w:val="000000"/>
+          <w:sz w:val="18"/>
+          <w:highlight w:val="lightGray"/>
+        </w:rPr>
+        <w:t xml:space="preserve"> [Chatgpt (GPT</w:t>
+      </w:r>
+      <w:r>
+        <w:rPr>
+          <w:rFonts w:ascii="Arial" w:eastAsia="Arial" w:hAnsi="Arial" w:cs="Cambria Math"/>
+          <w:color w:val="000000"/>
+          <w:sz w:val="18"/>
+          <w:highlight w:val="lightGray"/>
         </w:rPr>
         <w:t>‑</w:t>
       </w:r>
       <w:r>
         <w:rPr>
-          <w:b/>
-          <w:sz w:val="14"/>
-          <w:szCs w:val="14"/>
-          <w:shd w:val="clear" w:color="auto" w:fill="B7B7B7"/>
-        </w:rPr>
-        <w:t>5 Mini) at [8/18/2025]</w:t>
+          <w:rFonts w:ascii="Arial" w:eastAsia="Arial" w:hAnsi="Arial" w:cs="Arial"/>
+          <w:color w:val="000000"/>
+          <w:sz w:val="18"/>
+          <w:highlight w:val="lightGray"/>
+        </w:rPr>
+        <w:t xml:space="preserve">5 Mini)] </w:t>
+      </w:r>
+      <w:r>
+        <w:rPr>
+          <w:rFonts w:ascii="Arial" w:eastAsia="Arial" w:hAnsi="Arial" w:cs="Arial"/>
+          <w:b/>
+          <w:color w:val="000000"/>
+          <w:sz w:val="18"/>
+          <w:highlight w:val="lightGray"/>
+        </w:rPr>
+        <w:t>on</w:t>
+      </w:r>
+      <w:r>
+        <w:rPr>
+          <w:rFonts w:ascii="Arial" w:eastAsia="Arial" w:hAnsi="Arial"/>
+          <w:sz w:val="18"/>
+          <w:highlight w:val="lightGray"/>
+        </w:rPr>
+        <w:t xml:space="preserve"> [8/18/2025]</w:t>
       </w:r>
     </w:p>
     <w:p>
@@ -147,7 +173,7 @@
     </w:p>
     <w:p>
       <w:r>
-        <w:pict w14:anchorId="0D7E3740">
+        <w:pict w14:anchorId="6206F3C4">
           <v:rect id="_x0000_i1025" style="width:0;height:1.5pt" o:hralign="center" o:hrstd="t" o:hr="t" fillcolor="#a0a0a0" stroked="f"/>
         </w:pict>
       </w:r>
@@ -180,51 +206,77 @@
       </w:pPr>
       <w:r>
         <w:rPr>
-          <w:b/>
-          <w:shd w:val="clear" w:color="auto" w:fill="B7B7B7"/>
-        </w:rPr>
-        <w:t># Source</w:t>
-      </w:r>
-      <w:r>
-        <w:rPr>
-          <w:shd w:val="clear" w:color="auto" w:fill="B7B7B7"/>
-        </w:rPr>
-        <w:t xml:space="preserve">: </w:t>
-      </w:r>
-      <w:r>
-        <w:rPr>
-          <w:b/>
-          <w:shd w:val="clear" w:color="auto" w:fill="B7B7B7"/>
-        </w:rPr>
-        <w:t xml:space="preserve">Chatgpt </w:t>
-      </w:r>
-      <w:r>
-        <w:rPr>
-          <w:b/>
-          <w:sz w:val="14"/>
-          <w:szCs w:val="14"/>
-          <w:shd w:val="clear" w:color="auto" w:fill="B7B7B7"/>
-        </w:rPr>
-        <w:t>(GPT</w:t>
-      </w:r>
-      <w:r>
-        <w:rPr>
-          <w:rFonts w:ascii="Cambria Math" w:hAnsi="Cambria Math" w:cs="Cambria Math"/>
-          <w:b/>
-          <w:sz w:val="14"/>
-          <w:szCs w:val="14"/>
-          <w:shd w:val="clear" w:color="auto" w:fill="B7B7B7"/>
+          <w:rFonts w:ascii="Arial" w:eastAsia="Arial" w:hAnsi="Arial" w:cs="Arial"/>
+          <w:b/>
+          <w:color w:val="000000"/>
+          <w:sz w:val="18"/>
+          <w:highlight w:val="lightGray"/>
+        </w:rPr>
+        <w:t># Source: AI Source: Provided by: [Data Path</w:t>
+      </w:r>
+      <w:r>
+        <w:rPr>
+          <w:rFonts w:ascii="Arial" w:eastAsia="Arial" w:hAnsi="Arial" w:cs="Arial"/>
+          <w:color w:val="000000"/>
+          <w:sz w:val="18"/>
+          <w:highlight w:val="lightGray"/>
+        </w:rPr>
+        <w:t xml:space="preserve">: Persons Table -&gt; ID Column: 1, Name_En Column: Motasem Essam] -&gt; </w:t>
+      </w:r>
+      <w:r>
+        <w:rPr>
+          <w:rFonts w:ascii="Arial" w:eastAsia="Arial" w:hAnsi="Arial" w:cs="Arial"/>
+          <w:b/>
+          <w:color w:val="000000"/>
+          <w:sz w:val="18"/>
+          <w:highlight w:val="lightGray"/>
+        </w:rPr>
+        <w:t>From:</w:t>
+      </w:r>
+      <w:r>
+        <w:rPr>
+          <w:rFonts w:ascii="Arial" w:eastAsia="Arial" w:hAnsi="Arial" w:cs="Arial"/>
+          <w:color w:val="000000"/>
+          <w:sz w:val="18"/>
+          <w:highlight w:val="lightGray"/>
+        </w:rPr>
+        <w:t xml:space="preserve"> [Chatgpt (GPT</w:t>
+      </w:r>
+      <w:r>
+        <w:rPr>
+          <w:rFonts w:ascii="Arial" w:eastAsia="Arial" w:hAnsi="Arial" w:cs="Cambria Math"/>
+          <w:color w:val="000000"/>
+          <w:sz w:val="18"/>
+          <w:highlight w:val="lightGray"/>
         </w:rPr>
         <w:t>‑</w:t>
       </w:r>
       <w:r>
         <w:rPr>
-          <w:b/>
-          <w:sz w:val="14"/>
-          <w:szCs w:val="14"/>
-          <w:shd w:val="clear" w:color="auto" w:fill="B7B7B7"/>
-        </w:rPr>
-        <w:t>5 Mini) at [8/18/2025]</w:t>
+          <w:rFonts w:ascii="Arial" w:eastAsia="Arial" w:hAnsi="Arial" w:cs="Arial"/>
+          <w:color w:val="000000"/>
+          <w:sz w:val="18"/>
+          <w:highlight w:val="lightGray"/>
+        </w:rPr>
+        <w:t xml:space="preserve">5 Mini)] </w:t>
+      </w:r>
+      <w:r>
+        <w:rPr>
+          <w:rFonts w:ascii="Arial" w:eastAsia="Arial" w:hAnsi="Arial" w:cs="Arial"/>
+          <w:b/>
+          <w:color w:val="000000"/>
+          <w:sz w:val="18"/>
+          <w:highlight w:val="lightGray"/>
+        </w:rPr>
+        <w:t>on</w:t>
+      </w:r>
+      <w:r>
+        <w:rPr>
+          <w:rFonts w:ascii="Arial" w:eastAsia="Arial" w:hAnsi="Arial"/>
+          <w:sz w:val="18"/>
+          <w:highlight w:val="lightGray"/>
+        </w:rPr>
+        <w:t xml:space="preserve"> [8/18/2025]</w:t>
       </w:r>
     </w:p>
     <w:p>
@@ -233,7 +285,7 @@
           <w:ilvl w:val="0"/>
           <w:numId w:val="4"/>
         </w:numPr>
-        <w:spacing w:before="240"/>
+        <w:spacing w:before="240" w:after="0" w:line="276" w:lineRule="auto"/>
       </w:pPr>
       <w:r>
         <w:rPr>
@@ -261,6 +313,7 @@
           <w:ilvl w:val="0"/>
           <w:numId w:val="4"/>
         </w:numPr>
+        <w:spacing w:after="0" w:line="276" w:lineRule="auto"/>
       </w:pPr>
       <w:r>
         <w:rPr>
@@ -288,6 +341,7 @@
           <w:ilvl w:val="0"/>
           <w:numId w:val="4"/>
         </w:numPr>
+        <w:spacing w:after="0" w:line="276" w:lineRule="auto"/>
       </w:pPr>
       <w:r>
         <w:rPr>
@@ -315,7 +369,7 @@
           <w:ilvl w:val="0"/>
           <w:numId w:val="4"/>
         </w:numPr>
-        <w:spacing w:after="240"/>
+        <w:spacing w:after="240" w:line="276" w:lineRule="auto"/>
       </w:pPr>
       <w:r>
         <w:rPr>
@@ -339,7 +393,7 @@
     </w:p>
     <w:p>
       <w:r>
-        <w:pict w14:anchorId="3E1A4281">
+        <w:pict w14:anchorId="3FC28477">
           <v:rect id="_x0000_i1026" style="width:0;height:1.5pt" o:hralign="center" o:hrstd="t" o:hr="t" fillcolor="#a0a0a0" stroked="f"/>
         </w:pict>
       </w:r>
@@ -372,51 +426,77 @@
       </w:pPr>
       <w:r>
         <w:rPr>
-          <w:b/>
-          <w:shd w:val="clear" w:color="auto" w:fill="B7B7B7"/>
-        </w:rPr>
-        <w:t># Source</w:t>
-      </w:r>
-      <w:r>
-        <w:rPr>
-          <w:shd w:val="clear" w:color="auto" w:fill="B7B7B7"/>
-        </w:rPr>
-        <w:t xml:space="preserve">: </w:t>
-      </w:r>
-      <w:r>
-        <w:rPr>
-          <w:b/>
-          <w:shd w:val="clear" w:color="auto" w:fill="B7B7B7"/>
-        </w:rPr>
-        <w:t xml:space="preserve">Chatgpt </w:t>
-      </w:r>
-      <w:r>
-        <w:rPr>
-          <w:b/>
-          <w:sz w:val="14"/>
-          <w:szCs w:val="14"/>
-          <w:shd w:val="clear" w:color="auto" w:fill="B7B7B7"/>
-        </w:rPr>
-        <w:t>(GPT</w:t>
-      </w:r>
-      <w:r>
-        <w:rPr>
-          <w:rFonts w:ascii="Cambria Math" w:hAnsi="Cambria Math" w:cs="Cambria Math"/>
-          <w:b/>
-          <w:sz w:val="14"/>
-          <w:szCs w:val="14"/>
-          <w:shd w:val="clear" w:color="auto" w:fill="B7B7B7"/>
+          <w:rFonts w:ascii="Arial" w:eastAsia="Arial" w:hAnsi="Arial" w:cs="Arial"/>
+          <w:b/>
+          <w:color w:val="000000"/>
+          <w:sz w:val="18"/>
+          <w:highlight w:val="lightGray"/>
+        </w:rPr>
+        <w:t># Source: AI Source: Provided by: [Data Path</w:t>
+      </w:r>
+      <w:r>
+        <w:rPr>
+          <w:rFonts w:ascii="Arial" w:eastAsia="Arial" w:hAnsi="Arial" w:cs="Arial"/>
+          <w:color w:val="000000"/>
+          <w:sz w:val="18"/>
+          <w:highlight w:val="lightGray"/>
+        </w:rPr>
+        <w:t xml:space="preserve">: Persons Table -&gt; ID Column: 1, Name_En Column: Motasem Essam] -&gt; </w:t>
+      </w:r>
+      <w:r>
+        <w:rPr>
+          <w:rFonts w:ascii="Arial" w:eastAsia="Arial" w:hAnsi="Arial" w:cs="Arial"/>
+          <w:b/>
+          <w:color w:val="000000"/>
+          <w:sz w:val="18"/>
+          <w:highlight w:val="lightGray"/>
+        </w:rPr>
+        <w:t>From:</w:t>
+      </w:r>
+      <w:r>
+        <w:rPr>
+          <w:rFonts w:ascii="Arial" w:eastAsia="Arial" w:hAnsi="Arial" w:cs="Arial"/>
+          <w:color w:val="000000"/>
+          <w:sz w:val="18"/>
+          <w:highlight w:val="lightGray"/>
+        </w:rPr>
+        <w:t xml:space="preserve"> [Chatgpt (GPT</w:t>
+      </w:r>
+      <w:r>
+        <w:rPr>
+          <w:rFonts w:ascii="Arial" w:eastAsia="Arial" w:hAnsi="Arial" w:cs="Cambria Math"/>
+          <w:color w:val="000000"/>
+          <w:sz w:val="18"/>
+          <w:highlight w:val="lightGray"/>
         </w:rPr>
         <w:t>‑</w:t>
       </w:r>
       <w:r>
         <w:rPr>
-          <w:b/>
-          <w:sz w:val="14"/>
-          <w:szCs w:val="14"/>
-          <w:shd w:val="clear" w:color="auto" w:fill="B7B7B7"/>
-        </w:rPr>
-        <w:t>5 Mini) at [8/18/2025]</w:t>
+          <w:rFonts w:ascii="Arial" w:eastAsia="Arial" w:hAnsi="Arial" w:cs="Arial"/>
+          <w:color w:val="000000"/>
+          <w:sz w:val="18"/>
+          <w:highlight w:val="lightGray"/>
+        </w:rPr>
+        <w:t xml:space="preserve">5 Mini)] </w:t>
+      </w:r>
+      <w:r>
+        <w:rPr>
+          <w:rFonts w:ascii="Arial" w:eastAsia="Arial" w:hAnsi="Arial" w:cs="Arial"/>
+          <w:b/>
+          <w:color w:val="000000"/>
+          <w:sz w:val="18"/>
+          <w:highlight w:val="lightGray"/>
+        </w:rPr>
+        <w:t>on</w:t>
+      </w:r>
+      <w:r>
+        <w:rPr>
+          <w:rFonts w:ascii="Arial" w:eastAsia="Arial" w:hAnsi="Arial"/>
+          <w:sz w:val="18"/>
+          <w:highlight w:val="lightGray"/>
+        </w:rPr>
+        <w:t xml:space="preserve"> [8/18/2025]</w:t>
       </w:r>
     </w:p>
     <w:p>
@@ -439,7 +519,7 @@
           <w:ilvl w:val="0"/>
           <w:numId w:val="2"/>
         </w:numPr>
-        <w:spacing w:before="240"/>
+        <w:spacing w:before="240" w:after="0" w:line="276" w:lineRule="auto"/>
       </w:pPr>
       <w:r>
         <w:rPr>
@@ -467,13 +547,13 @@
           <w:ilvl w:val="0"/>
           <w:numId w:val="2"/>
         </w:numPr>
-      </w:pPr>
-      <w:r>
-        <w:rPr>
-          <w:rFonts w:ascii="Roboto Mono" w:eastAsia="Roboto Mono" w:hAnsi="Roboto Mono" w:cs="Roboto Mono"/>
-          <w:b/>
-        </w:rPr>
-        <w:lastRenderedPageBreak/>
+        <w:spacing w:after="0" w:line="276" w:lineRule="auto"/>
+      </w:pPr>
+      <w:r>
+        <w:rPr>
+          <w:rFonts w:ascii="Roboto Mono" w:eastAsia="Roboto Mono" w:hAnsi="Roboto Mono" w:cs="Roboto Mono"/>
+          <w:b/>
+        </w:rPr>
         <w:t>Title / Summary</w:t>
       </w:r>
       <w:r>
@@ -495,6 +575,7 @@
           <w:ilvl w:val="0"/>
           <w:numId w:val="2"/>
         </w:numPr>
+        <w:spacing w:after="0" w:line="276" w:lineRule="auto"/>
       </w:pPr>
       <w:r>
         <w:rPr>
@@ -522,6 +603,7 @@
           <w:ilvl w:val="0"/>
           <w:numId w:val="2"/>
         </w:numPr>
+        <w:spacing w:after="0" w:line="276" w:lineRule="auto"/>
       </w:pPr>
       <w:r>
         <w:rPr>
@@ -549,6 +631,7 @@
           <w:ilvl w:val="0"/>
           <w:numId w:val="2"/>
         </w:numPr>
+        <w:spacing w:after="0" w:line="276" w:lineRule="auto"/>
       </w:pPr>
       <w:r>
         <w:rPr>
@@ -576,6 +659,7 @@
           <w:ilvl w:val="0"/>
           <w:numId w:val="2"/>
         </w:numPr>
+        <w:spacing w:after="0" w:line="276" w:lineRule="auto"/>
       </w:pPr>
       <w:r>
         <w:rPr>
@@ -603,6 +687,7 @@
           <w:ilvl w:val="0"/>
           <w:numId w:val="2"/>
         </w:numPr>
+        <w:spacing w:after="0" w:line="276" w:lineRule="auto"/>
       </w:pPr>
       <w:r>
         <w:rPr>
@@ -630,6 +715,7 @@
           <w:ilvl w:val="0"/>
           <w:numId w:val="2"/>
         </w:numPr>
+        <w:spacing w:after="0" w:line="276" w:lineRule="auto"/>
       </w:pPr>
       <w:r>
         <w:rPr>
@@ -657,7 +743,7 @@
           <w:ilvl w:val="0"/>
           <w:numId w:val="2"/>
         </w:numPr>
-        <w:spacing w:after="240"/>
+        <w:spacing w:after="240" w:line="276" w:lineRule="auto"/>
       </w:pPr>
       <w:r>
         <w:rPr>
@@ -678,7 +764,7 @@
     </w:p>
     <w:p>
       <w:r>
-        <w:pict w14:anchorId="107627CE">
+        <w:pict w14:anchorId="2460900A">
           <v:rect id="_x0000_i1027" style="width:0;height:1.5pt" o:hralign="center" o:hrstd="t" o:hr="t" fillcolor="#a0a0a0" stroked="f"/>
         </w:pict>
       </w:r>
@@ -711,51 +797,77 @@
       </w:pPr>
       <w:r>
         <w:rPr>
-          <w:b/>
-          <w:shd w:val="clear" w:color="auto" w:fill="B7B7B7"/>
-        </w:rPr>
-        <w:t># Source</w:t>
-      </w:r>
-      <w:r>
-        <w:rPr>
-          <w:shd w:val="clear" w:color="auto" w:fill="B7B7B7"/>
-        </w:rPr>
-        <w:t xml:space="preserve">: </w:t>
-      </w:r>
-      <w:r>
-        <w:rPr>
-          <w:b/>
-          <w:shd w:val="clear" w:color="auto" w:fill="B7B7B7"/>
-        </w:rPr>
-        <w:t xml:space="preserve">Chatgpt </w:t>
-      </w:r>
-      <w:r>
-        <w:rPr>
-          <w:b/>
-          <w:sz w:val="14"/>
-          <w:szCs w:val="14"/>
-          <w:shd w:val="clear" w:color="auto" w:fill="B7B7B7"/>
-        </w:rPr>
-        <w:t>(GPT</w:t>
-      </w:r>
-      <w:r>
-        <w:rPr>
-          <w:rFonts w:ascii="Cambria Math" w:hAnsi="Cambria Math" w:cs="Cambria Math"/>
-          <w:b/>
-          <w:sz w:val="14"/>
-          <w:szCs w:val="14"/>
-          <w:shd w:val="clear" w:color="auto" w:fill="B7B7B7"/>
+          <w:rFonts w:ascii="Arial" w:eastAsia="Arial" w:hAnsi="Arial" w:cs="Arial"/>
+          <w:b/>
+          <w:color w:val="000000"/>
+          <w:sz w:val="18"/>
+          <w:highlight w:val="lightGray"/>
+        </w:rPr>
+        <w:t># Source: AI Source: Provided by: [Data Path</w:t>
+      </w:r>
+      <w:r>
+        <w:rPr>
+          <w:rFonts w:ascii="Arial" w:eastAsia="Arial" w:hAnsi="Arial" w:cs="Arial"/>
+          <w:color w:val="000000"/>
+          <w:sz w:val="18"/>
+          <w:highlight w:val="lightGray"/>
+        </w:rPr>
+        <w:t xml:space="preserve">: Persons Table -&gt; ID Column: 1, Name_En Column: Motasem Essam] -&gt; </w:t>
+      </w:r>
+      <w:r>
+        <w:rPr>
+          <w:rFonts w:ascii="Arial" w:eastAsia="Arial" w:hAnsi="Arial" w:cs="Arial"/>
+          <w:b/>
+          <w:color w:val="000000"/>
+          <w:sz w:val="18"/>
+          <w:highlight w:val="lightGray"/>
+        </w:rPr>
+        <w:t>From:</w:t>
+      </w:r>
+      <w:r>
+        <w:rPr>
+          <w:rFonts w:ascii="Arial" w:eastAsia="Arial" w:hAnsi="Arial" w:cs="Arial"/>
+          <w:color w:val="000000"/>
+          <w:sz w:val="18"/>
+          <w:highlight w:val="lightGray"/>
+        </w:rPr>
+        <w:t xml:space="preserve"> [Chatgpt (GPT</w:t>
+      </w:r>
+      <w:r>
+        <w:rPr>
+          <w:rFonts w:ascii="Arial" w:eastAsia="Arial" w:hAnsi="Arial" w:cs="Cambria Math"/>
+          <w:color w:val="000000"/>
+          <w:sz w:val="18"/>
+          <w:highlight w:val="lightGray"/>
         </w:rPr>
         <w:t>‑</w:t>
       </w:r>
       <w:r>
         <w:rPr>
-          <w:b/>
-          <w:sz w:val="14"/>
-          <w:szCs w:val="14"/>
-          <w:shd w:val="clear" w:color="auto" w:fill="B7B7B7"/>
-        </w:rPr>
-        <w:t>5 Mini) at [8/18/2025]</w:t>
+          <w:rFonts w:ascii="Arial" w:eastAsia="Arial" w:hAnsi="Arial" w:cs="Arial"/>
+          <w:color w:val="000000"/>
+          <w:sz w:val="18"/>
+          <w:highlight w:val="lightGray"/>
+        </w:rPr>
+        <w:t xml:space="preserve">5 Mini)] </w:t>
+      </w:r>
+      <w:r>
+        <w:rPr>
+          <w:rFonts w:ascii="Arial" w:eastAsia="Arial" w:hAnsi="Arial" w:cs="Arial"/>
+          <w:b/>
+          <w:color w:val="000000"/>
+          <w:sz w:val="18"/>
+          <w:highlight w:val="lightGray"/>
+        </w:rPr>
+        <w:t>on</w:t>
+      </w:r>
+      <w:r>
+        <w:rPr>
+          <w:rFonts w:ascii="Arial" w:eastAsia="Arial" w:hAnsi="Arial"/>
+          <w:sz w:val="18"/>
+          <w:highlight w:val="lightGray"/>
+        </w:rPr>
+        <w:t xml:space="preserve"> [8/18/2025]</w:t>
       </w:r>
     </w:p>
     <w:p>
@@ -764,7 +876,7 @@
           <w:ilvl w:val="0"/>
           <w:numId w:val="5"/>
         </w:numPr>
-        <w:spacing w:before="240"/>
+        <w:spacing w:before="240" w:after="0" w:line="276" w:lineRule="auto"/>
         <w:rPr>
           <w:rFonts w:ascii="Roboto Mono" w:eastAsia="Roboto Mono" w:hAnsi="Roboto Mono" w:cs="Roboto Mono"/>
         </w:rPr>
@@ -790,6 +902,7 @@
           <w:ilvl w:val="0"/>
           <w:numId w:val="5"/>
         </w:numPr>
+        <w:spacing w:after="0" w:line="276" w:lineRule="auto"/>
         <w:rPr>
           <w:rFonts w:ascii="Roboto Mono" w:eastAsia="Roboto Mono" w:hAnsi="Roboto Mono" w:cs="Roboto Mono"/>
         </w:rPr>
@@ -815,6 +928,7 @@
           <w:ilvl w:val="0"/>
           <w:numId w:val="5"/>
         </w:numPr>
+        <w:spacing w:after="0" w:line="276" w:lineRule="auto"/>
         <w:rPr>
           <w:rFonts w:ascii="Roboto Mono" w:eastAsia="Roboto Mono" w:hAnsi="Roboto Mono" w:cs="Roboto Mono"/>
         </w:rPr>
@@ -840,6 +954,7 @@
           <w:ilvl w:val="0"/>
           <w:numId w:val="5"/>
         </w:numPr>
+        <w:spacing w:after="0" w:line="276" w:lineRule="auto"/>
         <w:rPr>
           <w:rFonts w:ascii="Roboto Mono" w:eastAsia="Roboto Mono" w:hAnsi="Roboto Mono" w:cs="Roboto Mono"/>
         </w:rPr>
@@ -865,7 +980,7 @@
           <w:ilvl w:val="0"/>
           <w:numId w:val="5"/>
         </w:numPr>
-        <w:spacing w:after="240"/>
+        <w:spacing w:after="240" w:line="276" w:lineRule="auto"/>
       </w:pPr>
       <w:r>
         <w:rPr>
@@ -883,7 +998,7 @@
     </w:p>
     <w:p>
       <w:r>
-        <w:pict w14:anchorId="1FE1D49E">
+        <w:pict w14:anchorId="27829C10">
           <v:rect id="_x0000_i1028" style="width:0;height:1.5pt" o:hralign="center" o:hrstd="t" o:hr="t" fillcolor="#a0a0a0" stroked="f"/>
         </w:pict>
       </w:r>
@@ -916,51 +1031,77 @@
       </w:pPr>
       <w:r>
         <w:rPr>
-          <w:b/>
-          <w:shd w:val="clear" w:color="auto" w:fill="B7B7B7"/>
-        </w:rPr>
-        <w:t># Source</w:t>
-      </w:r>
-      <w:r>
-        <w:rPr>
-          <w:shd w:val="clear" w:color="auto" w:fill="B7B7B7"/>
-        </w:rPr>
-        <w:t xml:space="preserve">: </w:t>
-      </w:r>
-      <w:r>
-        <w:rPr>
-          <w:b/>
-          <w:shd w:val="clear" w:color="auto" w:fill="B7B7B7"/>
-        </w:rPr>
-        <w:t xml:space="preserve">Chatgpt </w:t>
-      </w:r>
-      <w:r>
-        <w:rPr>
-          <w:b/>
-          <w:sz w:val="14"/>
-          <w:szCs w:val="14"/>
-          <w:shd w:val="clear" w:color="auto" w:fill="B7B7B7"/>
-        </w:rPr>
-        <w:t>(GPT</w:t>
-      </w:r>
-      <w:r>
-        <w:rPr>
-          <w:rFonts w:ascii="Cambria Math" w:hAnsi="Cambria Math" w:cs="Cambria Math"/>
-          <w:b/>
-          <w:sz w:val="14"/>
-          <w:szCs w:val="14"/>
-          <w:shd w:val="clear" w:color="auto" w:fill="B7B7B7"/>
+          <w:rFonts w:ascii="Arial" w:eastAsia="Arial" w:hAnsi="Arial" w:cs="Arial"/>
+          <w:b/>
+          <w:color w:val="000000"/>
+          <w:sz w:val="18"/>
+          <w:highlight w:val="lightGray"/>
+        </w:rPr>
+        <w:t># Source: AI Source: Provided by: [Data Path</w:t>
+      </w:r>
+      <w:r>
+        <w:rPr>
+          <w:rFonts w:ascii="Arial" w:eastAsia="Arial" w:hAnsi="Arial" w:cs="Arial"/>
+          <w:color w:val="000000"/>
+          <w:sz w:val="18"/>
+          <w:highlight w:val="lightGray"/>
+        </w:rPr>
+        <w:t xml:space="preserve">: Persons Table -&gt; ID Column: 1, Name_En Column: Motasem Essam] -&gt; </w:t>
+      </w:r>
+      <w:r>
+        <w:rPr>
+          <w:rFonts w:ascii="Arial" w:eastAsia="Arial" w:hAnsi="Arial" w:cs="Arial"/>
+          <w:b/>
+          <w:color w:val="000000"/>
+          <w:sz w:val="18"/>
+          <w:highlight w:val="lightGray"/>
+        </w:rPr>
+        <w:t>From:</w:t>
+      </w:r>
+      <w:r>
+        <w:rPr>
+          <w:rFonts w:ascii="Arial" w:eastAsia="Arial" w:hAnsi="Arial" w:cs="Arial"/>
+          <w:color w:val="000000"/>
+          <w:sz w:val="18"/>
+          <w:highlight w:val="lightGray"/>
+        </w:rPr>
+        <w:t xml:space="preserve"> [Chatgpt (GPT</w:t>
+      </w:r>
+      <w:r>
+        <w:rPr>
+          <w:rFonts w:ascii="Arial" w:eastAsia="Arial" w:hAnsi="Arial" w:cs="Cambria Math"/>
+          <w:color w:val="000000"/>
+          <w:sz w:val="18"/>
+          <w:highlight w:val="lightGray"/>
         </w:rPr>
         <w:t>‑</w:t>
       </w:r>
       <w:r>
         <w:rPr>
-          <w:b/>
-          <w:sz w:val="14"/>
-          <w:szCs w:val="14"/>
-          <w:shd w:val="clear" w:color="auto" w:fill="B7B7B7"/>
-        </w:rPr>
-        <w:t>5 Mini) at [8/18/2025]</w:t>
+          <w:rFonts w:ascii="Arial" w:eastAsia="Arial" w:hAnsi="Arial" w:cs="Arial"/>
+          <w:color w:val="000000"/>
+          <w:sz w:val="18"/>
+          <w:highlight w:val="lightGray"/>
+        </w:rPr>
+        <w:t xml:space="preserve">5 Mini)] </w:t>
+      </w:r>
+      <w:r>
+        <w:rPr>
+          <w:rFonts w:ascii="Arial" w:eastAsia="Arial" w:hAnsi="Arial" w:cs="Arial"/>
+          <w:b/>
+          <w:color w:val="000000"/>
+          <w:sz w:val="18"/>
+          <w:highlight w:val="lightGray"/>
+        </w:rPr>
+        <w:t>on</w:t>
+      </w:r>
+      <w:r>
+        <w:rPr>
+          <w:rFonts w:ascii="Arial" w:eastAsia="Arial" w:hAnsi="Arial"/>
+          <w:sz w:val="18"/>
+          <w:highlight w:val="lightGray"/>
+        </w:rPr>
+        <w:t xml:space="preserve"> [8/18/2025]</w:t>
       </w:r>
     </w:p>
     <w:p>
@@ -969,13 +1110,12 @@
           <w:ilvl w:val="0"/>
           <w:numId w:val="3"/>
         </w:numPr>
-        <w:spacing w:before="240"/>
-      </w:pPr>
-      <w:r>
-        <w:rPr>
-          <w:rFonts w:ascii="Roboto Mono" w:eastAsia="Roboto Mono" w:hAnsi="Roboto Mono" w:cs="Roboto Mono"/>
-        </w:rPr>
-        <w:lastRenderedPageBreak/>
+        <w:spacing w:before="240" w:after="0" w:line="276" w:lineRule="auto"/>
+      </w:pPr>
+      <w:r>
+        <w:rPr>
+          <w:rFonts w:ascii="Roboto Mono" w:eastAsia="Roboto Mono" w:hAnsi="Roboto Mono" w:cs="Roboto Mono"/>
+        </w:rPr>
         <w:t xml:space="preserve">Provide </w:t>
       </w:r>
       <w:r>
@@ -1004,6 +1144,7 @@
           <w:ilvl w:val="0"/>
           <w:numId w:val="3"/>
         </w:numPr>
+        <w:spacing w:after="0" w:line="276" w:lineRule="auto"/>
       </w:pPr>
       <w:r>
         <w:rPr>
@@ -1037,6 +1178,7 @@
           <w:ilvl w:val="0"/>
           <w:numId w:val="3"/>
         </w:numPr>
+        <w:spacing w:after="0" w:line="276" w:lineRule="auto"/>
       </w:pPr>
       <w:r>
         <w:rPr>
@@ -1070,7 +1212,7 @@
           <w:ilvl w:val="0"/>
           <w:numId w:val="3"/>
         </w:numPr>
-        <w:spacing w:after="240"/>
+        <w:spacing w:after="240" w:line="276" w:lineRule="auto"/>
       </w:pPr>
       <w:r>
         <w:rPr>
@@ -1100,7 +1242,7 @@
     </w:p>
     <w:p>
       <w:r>
-        <w:pict w14:anchorId="35A66F84">
+        <w:pict w14:anchorId="58A9CFC7">
           <v:rect id="_x0000_i1029" style="width:0;height:1.5pt" o:hralign="center" o:hrstd="t" o:hr="t" fillcolor="#a0a0a0" stroked="f"/>
         </w:pict>
       </w:r>
@@ -1133,51 +1275,77 @@
       </w:pPr>
       <w:r>
         <w:rPr>
-          <w:b/>
-          <w:shd w:val="clear" w:color="auto" w:fill="B7B7B7"/>
-        </w:rPr>
-        <w:t># Source</w:t>
-      </w:r>
-      <w:r>
-        <w:rPr>
-          <w:shd w:val="clear" w:color="auto" w:fill="B7B7B7"/>
-        </w:rPr>
-        <w:t xml:space="preserve">: </w:t>
-      </w:r>
-      <w:r>
-        <w:rPr>
-          <w:b/>
-          <w:shd w:val="clear" w:color="auto" w:fill="B7B7B7"/>
-        </w:rPr>
-        <w:t xml:space="preserve">Chatgpt </w:t>
-      </w:r>
-      <w:r>
-        <w:rPr>
-          <w:b/>
-          <w:sz w:val="14"/>
-          <w:szCs w:val="14"/>
-          <w:shd w:val="clear" w:color="auto" w:fill="B7B7B7"/>
-        </w:rPr>
-        <w:t>(GPT</w:t>
-      </w:r>
-      <w:r>
-        <w:rPr>
-          <w:rFonts w:ascii="Cambria Math" w:hAnsi="Cambria Math" w:cs="Cambria Math"/>
-          <w:b/>
-          <w:sz w:val="14"/>
-          <w:szCs w:val="14"/>
-          <w:shd w:val="clear" w:color="auto" w:fill="B7B7B7"/>
+          <w:rFonts w:ascii="Arial" w:eastAsia="Arial" w:hAnsi="Arial" w:cs="Arial"/>
+          <w:b/>
+          <w:color w:val="000000"/>
+          <w:sz w:val="18"/>
+          <w:highlight w:val="lightGray"/>
+        </w:rPr>
+        <w:t># Source: AI Source: Provided by: [Data Path</w:t>
+      </w:r>
+      <w:r>
+        <w:rPr>
+          <w:rFonts w:ascii="Arial" w:eastAsia="Arial" w:hAnsi="Arial" w:cs="Arial"/>
+          <w:color w:val="000000"/>
+          <w:sz w:val="18"/>
+          <w:highlight w:val="lightGray"/>
+        </w:rPr>
+        <w:t xml:space="preserve">: Persons Table -&gt; ID Column: 1, Name_En Column: Motasem Essam] -&gt; </w:t>
+      </w:r>
+      <w:r>
+        <w:rPr>
+          <w:rFonts w:ascii="Arial" w:eastAsia="Arial" w:hAnsi="Arial" w:cs="Arial"/>
+          <w:b/>
+          <w:color w:val="000000"/>
+          <w:sz w:val="18"/>
+          <w:highlight w:val="lightGray"/>
+        </w:rPr>
+        <w:t>From:</w:t>
+      </w:r>
+      <w:r>
+        <w:rPr>
+          <w:rFonts w:ascii="Arial" w:eastAsia="Arial" w:hAnsi="Arial" w:cs="Arial"/>
+          <w:color w:val="000000"/>
+          <w:sz w:val="18"/>
+          <w:highlight w:val="lightGray"/>
+        </w:rPr>
+        <w:t xml:space="preserve"> [Chatgpt (GPT</w:t>
+      </w:r>
+      <w:r>
+        <w:rPr>
+          <w:rFonts w:ascii="Arial" w:eastAsia="Arial" w:hAnsi="Arial" w:cs="Cambria Math"/>
+          <w:color w:val="000000"/>
+          <w:sz w:val="18"/>
+          <w:highlight w:val="lightGray"/>
         </w:rPr>
         <w:t>‑</w:t>
       </w:r>
       <w:r>
         <w:rPr>
-          <w:b/>
-          <w:sz w:val="14"/>
-          <w:szCs w:val="14"/>
-          <w:shd w:val="clear" w:color="auto" w:fill="B7B7B7"/>
-        </w:rPr>
-        <w:t>5 Mini) at [8/18/2025]</w:t>
+          <w:rFonts w:ascii="Arial" w:eastAsia="Arial" w:hAnsi="Arial" w:cs="Arial"/>
+          <w:color w:val="000000"/>
+          <w:sz w:val="18"/>
+          <w:highlight w:val="lightGray"/>
+        </w:rPr>
+        <w:t xml:space="preserve">5 Mini)] </w:t>
+      </w:r>
+      <w:r>
+        <w:rPr>
+          <w:rFonts w:ascii="Arial" w:eastAsia="Arial" w:hAnsi="Arial" w:cs="Arial"/>
+          <w:b/>
+          <w:color w:val="000000"/>
+          <w:sz w:val="18"/>
+          <w:highlight w:val="lightGray"/>
+        </w:rPr>
+        <w:t>on</w:t>
+      </w:r>
+      <w:r>
+        <w:rPr>
+          <w:rFonts w:ascii="Arial" w:eastAsia="Arial" w:hAnsi="Arial"/>
+          <w:sz w:val="18"/>
+          <w:highlight w:val="lightGray"/>
+        </w:rPr>
+        <w:t xml:space="preserve"> [8/18/2025]</w:t>
       </w:r>
     </w:p>
     <w:p>
@@ -1222,7 +1390,7 @@
           <w:ilvl w:val="0"/>
           <w:numId w:val="1"/>
         </w:numPr>
-        <w:spacing w:before="240"/>
+        <w:spacing w:before="240" w:after="0" w:line="276" w:lineRule="auto"/>
         <w:rPr>
           <w:rFonts w:ascii="Roboto Mono" w:eastAsia="Roboto Mono" w:hAnsi="Roboto Mono" w:cs="Roboto Mono"/>
         </w:rPr>
@@ -1246,6 +1414,7 @@
           <w:ilvl w:val="0"/>
           <w:numId w:val="1"/>
         </w:numPr>
+        <w:spacing w:after="0" w:line="276" w:lineRule="auto"/>
         <w:rPr>
           <w:rFonts w:ascii="Roboto Mono" w:eastAsia="Roboto Mono" w:hAnsi="Roboto Mono" w:cs="Roboto Mono"/>
         </w:rPr>
@@ -1277,6 +1446,7 @@
           <w:ilvl w:val="0"/>
           <w:numId w:val="1"/>
         </w:numPr>
+        <w:spacing w:after="0" w:line="276" w:lineRule="auto"/>
         <w:rPr>
           <w:rFonts w:ascii="Roboto Mono" w:eastAsia="Roboto Mono" w:hAnsi="Roboto Mono" w:cs="Roboto Mono"/>
         </w:rPr>
@@ -1300,6 +1470,7 @@
           <w:ilvl w:val="0"/>
           <w:numId w:val="1"/>
         </w:numPr>
+        <w:spacing w:after="0" w:line="276" w:lineRule="auto"/>
         <w:rPr>
           <w:rFonts w:ascii="Roboto Mono" w:eastAsia="Roboto Mono" w:hAnsi="Roboto Mono" w:cs="Roboto Mono"/>
         </w:rPr>
@@ -1323,6 +1494,7 @@
           <w:ilvl w:val="0"/>
           <w:numId w:val="1"/>
         </w:numPr>
+        <w:spacing w:after="0" w:line="276" w:lineRule="auto"/>
         <w:rPr>
           <w:rFonts w:ascii="Roboto Mono" w:eastAsia="Roboto Mono" w:hAnsi="Roboto Mono" w:cs="Roboto Mono"/>
         </w:rPr>
@@ -1346,6 +1518,7 @@
           <w:ilvl w:val="0"/>
           <w:numId w:val="1"/>
         </w:numPr>
+        <w:spacing w:after="0" w:line="276" w:lineRule="auto"/>
         <w:rPr>
           <w:rFonts w:ascii="Roboto Mono" w:eastAsia="Roboto Mono" w:hAnsi="Roboto Mono" w:cs="Roboto Mono"/>
         </w:rPr>
@@ -1369,6 +1542,7 @@
           <w:ilvl w:val="0"/>
           <w:numId w:val="1"/>
         </w:numPr>
+        <w:spacing w:after="0" w:line="276" w:lineRule="auto"/>
         <w:rPr>
           <w:rFonts w:ascii="Roboto Mono" w:eastAsia="Roboto Mono" w:hAnsi="Roboto Mono" w:cs="Roboto Mono"/>
         </w:rPr>
@@ -1392,7 +1566,7 @@
           <w:ilvl w:val="0"/>
           <w:numId w:val="1"/>
         </w:numPr>
-        <w:spacing w:after="240"/>
+        <w:spacing w:after="240" w:line="276" w:lineRule="auto"/>
       </w:pPr>
       <w:r>
         <w:rPr>
@@ -1406,7 +1580,7 @@
     </w:p>
     <w:p>
       <w:r>
-        <w:pict w14:anchorId="4D10E4AF">
+        <w:pict w14:anchorId="0594E774">
           <v:rect id="_x0000_i1030" style="width:0;height:1.5pt" o:hralign="center" o:hrstd="t" o:hr="t" fillcolor="#a0a0a0" stroked="f"/>
         </w:pict>
       </w:r>
@@ -1473,19 +1647,19 @@
     </w:p>
     <w:p>
       <w:r>
-        <w:lastRenderedPageBreak/>
-        <w:pict w14:anchorId="1C21DD3A">
+        <w:pict w14:anchorId="3C7FFEAB">
           <v:rect id="_x0000_i1031" style="width:0;height:1.5pt" o:hralign="center" o:hrstd="t" o:hr="t" fillcolor="#a0a0a0" stroked="f"/>
         </w:pict>
       </w:r>
     </w:p>
+    <w:p/>
     <w:p/>
     <w:p/>
     <w:sectPr>
       <w:pgSz w:w="12240" w:h="15840"/>
       <w:pgMar w:top="1440" w:right="1440" w:bottom="1440" w:left="1440" w:header="720" w:footer="720" w:gutter="0"/>
-      <w:pgNumType w:start="1"/>
       <w:cols w:space="720"/>
+      <w:docGrid w:linePitch="360"/>
     </w:sectPr>
   </w:body>
 </w:document>
@@ -2476,18 +2650,6 @@
   <w:style w:type="paragraph" w:default="1" w:styleId="Normal">
     <w:name w:val="Normal"/>
     <w:qFormat/>
-    <w:rsid w:val="005F63A5"/>
-    <w:pPr>
-      <w:spacing w:after="0" w:line="276" w:lineRule="auto"/>
-    </w:pPr>
-    <w:rPr>
-      <w:rFonts w:ascii="Arial" w:eastAsia="Arial" w:hAnsi="Arial" w:cs="Arial"/>
-      <w:kern w:val="0"/>
-      <w:sz w:val="22"/>
-      <w:szCs w:val="22"/>
-      <w:lang w:val="en"/>
-      <w14:ligatures w14:val="none"/>
-    </w:rPr>
   </w:style>
   <w:style w:type="paragraph" w:styleId="Heading1">
     <w:name w:val="heading 1"/>
@@ -2496,7 +2658,7 @@
     <w:link w:val="Heading1Char"/>
     <w:uiPriority w:val="9"/>
     <w:qFormat/>
-    <w:rsid w:val="00473325"/>
+    <w:rsid w:val="006A17E0"/>
     <w:pPr>
       <w:keepNext/>
       <w:keepLines/>
@@ -2518,7 +2680,7 @@
     <w:uiPriority w:val="9"/>
     <w:unhideWhenUsed/>
     <w:qFormat/>
-    <w:rsid w:val="00473325"/>
+    <w:rsid w:val="006A17E0"/>
     <w:pPr>
       <w:keepNext/>
       <w:keepLines/>
@@ -2541,7 +2703,7 @@
     <w:semiHidden/>
     <w:unhideWhenUsed/>
     <w:qFormat/>
-    <w:rsid w:val="00473325"/>
+    <w:rsid w:val="006A17E0"/>
     <w:pPr>
       <w:keepNext/>
       <w:keepLines/>
@@ -2564,7 +2726,7 @@
     <w:semiHidden/>
     <w:unhideWhenUsed/>
     <w:qFormat/>
-    <w:rsid w:val="00473325"/>
+    <w:rsid w:val="006A17E0"/>
     <w:pPr>
       <w:keepNext/>
       <w:keepLines/>
@@ -2587,7 +2749,7 @@
     <w:semiHidden/>
     <w:unhideWhenUsed/>
     <w:qFormat/>
-    <w:rsid w:val="00473325"/>
+    <w:rsid w:val="006A17E0"/>
     <w:pPr>
       <w:keepNext/>
       <w:keepLines/>
@@ -2608,11 +2770,11 @@
     <w:semiHidden/>
     <w:unhideWhenUsed/>
     <w:qFormat/>
-    <w:rsid w:val="00473325"/>
+    <w:rsid w:val="006A17E0"/>
     <w:pPr>
       <w:keepNext/>
       <w:keepLines/>
-      <w:spacing w:before="40"/>
+      <w:spacing w:before="40" w:after="0"/>
       <w:outlineLvl w:val="5"/>
     </w:pPr>
     <w:rPr>
@@ -2631,11 +2793,11 @@
     <w:semiHidden/>
     <w:unhideWhenUsed/>
     <w:qFormat/>
-    <w:rsid w:val="00473325"/>
+    <w:rsid w:val="006A17E0"/>
     <w:pPr>
       <w:keepNext/>
       <w:keepLines/>
-      <w:spacing w:before="40"/>
+      <w:spacing w:before="40" w:after="0"/>
       <w:outlineLvl w:val="6"/>
     </w:pPr>
     <w:rPr>
@@ -2652,10 +2814,11 @@
     <w:semiHidden/>
     <w:unhideWhenUsed/>
     <w:qFormat/>
-    <w:rsid w:val="00473325"/>
+    <w:rsid w:val="006A17E0"/>
     <w:pPr>
       <w:keepNext/>
       <w:keepLines/>
+      <w:spacing w:after="0"/>
       <w:outlineLvl w:val="7"/>
     </w:pPr>
     <w:rPr>
@@ -2674,10 +2837,11 @@
     <w:semiHidden/>
     <w:unhideWhenUsed/>
     <w:qFormat/>
-    <w:rsid w:val="00473325"/>
+    <w:rsid w:val="006A17E0"/>
     <w:pPr>
       <w:keepNext/>
       <w:keepLines/>
+      <w:spacing w:after="0"/>
       <w:outlineLvl w:val="8"/>
     </w:pPr>
     <w:rPr>
@@ -2717,7 +2881,7 @@
     <w:basedOn w:val="DefaultParagraphFont"/>
     <w:link w:val="Heading1"/>
     <w:uiPriority w:val="9"/>
-    <w:rsid w:val="00473325"/>
+    <w:rsid w:val="006A17E0"/>
     <w:rPr>
       <w:rFonts w:asciiTheme="majorHAnsi" w:eastAsiaTheme="majorEastAsia" w:hAnsiTheme="majorHAnsi" w:cstheme="majorBidi"/>
       <w:color w:val="2F5496" w:themeColor="accent1" w:themeShade="BF"/>
@@ -2730,7 +2894,7 @@
     <w:basedOn w:val="DefaultParagraphFont"/>
     <w:link w:val="Heading2"/>
     <w:uiPriority w:val="9"/>
-    <w:rsid w:val="00473325"/>
+    <w:rsid w:val="006A17E0"/>
     <w:rPr>
       <w:rFonts w:asciiTheme="majorHAnsi" w:eastAsiaTheme="majorEastAsia" w:hAnsiTheme="majorHAnsi" w:cstheme="majorBidi"/>
       <w:color w:val="2F5496" w:themeColor="accent1" w:themeShade="BF"/>
@@ -2744,7 +2908,7 @@
     <w:link w:val="Heading3"/>
     <w:uiPriority w:val="9"/>
     <w:semiHidden/>
-    <w:rsid w:val="00473325"/>
+    <w:rsid w:val="006A17E0"/>
     <w:rPr>
       <w:rFonts w:eastAsiaTheme="majorEastAsia" w:cstheme="majorBidi"/>
       <w:color w:val="2F5496" w:themeColor="accent1" w:themeShade="BF"/>
@@ -2758,7 +2922,7 @@
     <w:link w:val="Heading4"/>
     <w:uiPriority w:val="9"/>
     <w:semiHidden/>
-    <w:rsid w:val="00473325"/>
+    <w:rsid w:val="006A17E0"/>
     <w:rPr>
       <w:rFonts w:eastAsiaTheme="majorEastAsia" w:cstheme="majorBidi"/>
       <w:i/>
@@ -2772,7 +2936,7 @@
     <w:link w:val="Heading5"/>
     <w:uiPriority w:val="9"/>
     <w:semiHidden/>
-    <w:rsid w:val="00473325"/>
+    <w:rsid w:val="006A17E0"/>
     <w:rPr>
       <w:rFonts w:eastAsiaTheme="majorEastAsia" w:cstheme="majorBidi"/>
       <w:color w:val="2F5496" w:themeColor="accent1" w:themeShade="BF"/>
@@ -2784,7 +2948,7 @@
     <w:link w:val="Heading6"/>
     <w:uiPriority w:val="9"/>
     <w:semiHidden/>
-    <w:rsid w:val="00473325"/>
+    <w:rsid w:val="006A17E0"/>
     <w:rPr>
       <w:rFonts w:eastAsiaTheme="majorEastAsia" w:cstheme="majorBidi"/>
       <w:i/>
@@ -2798,7 +2962,7 @@
     <w:link w:val="Heading7"/>
     <w:uiPriority w:val="9"/>
     <w:semiHidden/>
-    <w:rsid w:val="00473325"/>
+    <w:rsid w:val="006A17E0"/>
     <w:rPr>
       <w:rFonts w:eastAsiaTheme="majorEastAsia" w:cstheme="majorBidi"/>
       <w:color w:val="595959" w:themeColor="text1" w:themeTint="A6"/>
@@ -2810,7 +2974,7 @@
     <w:link w:val="Heading8"/>
     <w:uiPriority w:val="9"/>
     <w:semiHidden/>
-    <w:rsid w:val="00473325"/>
+    <w:rsid w:val="006A17E0"/>
     <w:rPr>
       <w:rFonts w:eastAsiaTheme="majorEastAsia" w:cstheme="majorBidi"/>
       <w:i/>
@@ -2824,7 +2988,7 @@
     <w:link w:val="Heading9"/>
     <w:uiPriority w:val="9"/>
     <w:semiHidden/>
-    <w:rsid w:val="00473325"/>
+    <w:rsid w:val="006A17E0"/>
     <w:rPr>
       <w:rFonts w:eastAsiaTheme="majorEastAsia" w:cstheme="majorBidi"/>
       <w:color w:val="272727" w:themeColor="text1" w:themeTint="D8"/>
@@ -2837,7 +3001,7 @@
     <w:link w:val="TitleChar"/>
     <w:uiPriority w:val="10"/>
     <w:qFormat/>
-    <w:rsid w:val="00473325"/>
+    <w:rsid w:val="006A17E0"/>
     <w:pPr>
       <w:spacing w:after="80" w:line="240" w:lineRule="auto"/>
       <w:contextualSpacing/>
@@ -2855,7 +3019,7 @@
     <w:basedOn w:val="DefaultParagraphFont"/>
     <w:link w:val="Title"/>
     <w:uiPriority w:val="10"/>
-    <w:rsid w:val="00473325"/>
+    <w:rsid w:val="006A17E0"/>
     <w:rPr>
       <w:rFonts w:asciiTheme="majorHAnsi" w:eastAsiaTheme="majorEastAsia" w:hAnsiTheme="majorHAnsi" w:cstheme="majorBidi"/>
       <w:spacing w:val="-10"/>
@@ -2871,7 +3035,7 @@
     <w:link w:val="SubtitleChar"/>
     <w:uiPriority w:val="11"/>
     <w:qFormat/>
-    <w:rsid w:val="00473325"/>
+    <w:rsid w:val="006A17E0"/>
     <w:pPr>
       <w:numPr>
         <w:ilvl w:val="1"/>
@@ -2890,7 +3054,7 @@
     <w:basedOn w:val="DefaultParagraphFont"/>
     <w:link w:val="Subtitle"/>
     <w:uiPriority w:val="11"/>
-    <w:rsid w:val="00473325"/>
+    <w:rsid w:val="006A17E0"/>
     <w:rPr>
       <w:rFonts w:eastAsiaTheme="majorEastAsia" w:cstheme="majorBidi"/>
       <w:color w:val="595959" w:themeColor="text1" w:themeTint="A6"/>
@@ -2906,7 +3070,7 @@
     <w:link w:val="QuoteChar"/>
     <w:uiPriority w:val="29"/>
     <w:qFormat/>
-    <w:rsid w:val="00473325"/>
+    <w:rsid w:val="006A17E0"/>
     <w:pPr>
       <w:spacing w:before="160"/>
       <w:jc w:val="center"/>
@@ -2922,7 +3086,7 @@
     <w:basedOn w:val="DefaultParagraphFont"/>
     <w:link w:val="Quote"/>
     <w:uiPriority w:val="29"/>
-    <w:rsid w:val="00473325"/>
+    <w:rsid w:val="006A17E0"/>
     <w:rPr>
       <w:i/>
       <w:iCs/>
@@ -2934,7 +3098,7 @@
     <w:basedOn w:val="Normal"/>
     <w:uiPriority w:val="34"/>
     <w:qFormat/>
-    <w:rsid w:val="00473325"/>
+    <w:rsid w:val="006A17E0"/>
     <w:pPr>
       <w:ind w:left="720"/>
       <w:contextualSpacing/>
@@ -2945,7 +3109,7 @@
     <w:basedOn w:val="DefaultParagraphFont"/>
     <w:uiPriority w:val="21"/>
     <w:qFormat/>
-    <w:rsid w:val="00473325"/>
+    <w:rsid w:val="006A17E0"/>
     <w:rPr>
       <w:i/>
       <w:iCs/>
@@ -2959,7 +3123,7 @@
     <w:link w:val="IntenseQuoteChar"/>
     <w:uiPriority w:val="30"/>
     <w:qFormat/>
-    <w:rsid w:val="00473325"/>
+    <w:rsid w:val="006A17E0"/>
     <w:pPr>
       <w:pBdr>
         <w:top w:val="single" w:sz="4" w:space="10" w:color="2F5496" w:themeColor="accent1" w:themeShade="BF"/>
@@ -2980,7 +3144,7 @@
     <w:basedOn w:val="DefaultParagraphFont"/>
     <w:link w:val="IntenseQuote"/>
     <w:uiPriority w:val="30"/>
-    <w:rsid w:val="00473325"/>
+    <w:rsid w:val="006A17E0"/>
     <w:rPr>
       <w:i/>
       <w:iCs/>
@@ -2992,7 +3156,7 @@
     <w:basedOn w:val="DefaultParagraphFont"/>
     <w:uiPriority w:val="32"/>
     <w:qFormat/>
-    <w:rsid w:val="00473325"/>
+    <w:rsid w:val="006A17E0"/>
     <w:rPr>
       <w:b/>
       <w:bCs/>
